--- a/benchmark/outputs/gold/brochure_004_D.docx
+++ b/benchmark/outputs/gold/brochure_004_D.docx
@@ -10,7 +10,7 @@
         <w:tblInd w:w="0.0" w:type="dxa"/>
       </w:tblPr>
       <w:tblGrid>
-        <w:gridCol w:w="12240"/>
+        <w:gridCol w:w="9360"/>
       </w:tblGrid>
       <w:tr>
         <w:trPr>
@@ -37,7 +37,7 @@
             </w:pPr>
             <w:r>
               <w:rPr>
-                <w:rFonts w:ascii="Helvetica" w:hAnsi="Helvetica" w:eastAsia="Helvetica"/>
+                <w:rFonts w:ascii="Arial" w:hAnsi="Arial" w:eastAsia="Helvetica"/>
                 <w:b/>
                 <w:i w:val="0"/>
                 <w:color w:val="FFFFFF"/>
@@ -108,9 +108,9 @@
         <w:tblInd w:w="480.0" w:type="dxa"/>
       </w:tblPr>
       <w:tblGrid>
-        <w:gridCol w:w="4080"/>
-        <w:gridCol w:w="4080"/>
-        <w:gridCol w:w="4080"/>
+        <w:gridCol w:w="3120"/>
+        <w:gridCol w:w="3120"/>
+        <w:gridCol w:w="3120"/>
       </w:tblGrid>
       <w:tr>
         <w:trPr>
@@ -136,7 +136,7 @@
             </w:pPr>
             <w:r>
               <w:rPr>
-                <w:rFonts w:ascii="Helvetica" w:hAnsi="Helvetica" w:eastAsia="Helvetica"/>
+                <w:rFonts w:ascii="Arial" w:hAnsi="Arial" w:eastAsia="Helvetica"/>
                 <w:b w:val="0"/>
                 <w:i/>
                 <w:color w:val="D8EDE5"/>
@@ -171,7 +171,7 @@
             </w:pPr>
             <w:r>
               <w:rPr>
-                <w:rFonts w:ascii="Helvetica" w:hAnsi="Helvetica" w:eastAsia="Helvetica"/>
+                <w:rFonts w:ascii="Arial" w:hAnsi="Arial" w:eastAsia="Helvetica"/>
                 <w:b/>
                 <w:i w:val="0"/>
                 <w:color w:val="266B5B"/>
@@ -222,7 +222,7 @@
             </w:pPr>
             <w:r>
               <w:rPr>
-                <w:rFonts w:ascii="Helvetica" w:hAnsi="Helvetica" w:eastAsia="Helvetica"/>
+                <w:rFonts w:ascii="Arial" w:hAnsi="Arial" w:eastAsia="Helvetica"/>
                 <w:b w:val="0"/>
                 <w:i w:val="0"/>
                 <w:color w:val="66666B"/>
@@ -257,7 +257,7 @@
             </w:pPr>
             <w:r>
               <w:rPr>
-                <w:rFonts w:ascii="Helvetica" w:hAnsi="Helvetica" w:eastAsia="Helvetica"/>
+                <w:rFonts w:ascii="Arial" w:hAnsi="Arial" w:eastAsia="Helvetica"/>
                 <w:b/>
                 <w:i w:val="0"/>
                 <w:color w:val="266B5B"/>
@@ -269,7 +269,7 @@
         </w:tc>
         <w:tc>
           <w:tcPr>
-            <w:tcW w:type="dxa" w:w="4080"/>
+            <w:tcW w:type="dxa" w:w="3120"/>
             <w:vMerge/>
             <w:tcBorders/>
           </w:tcPr>
@@ -277,7 +277,7 @@
         </w:tc>
         <w:tc>
           <w:tcPr>
-            <w:tcW w:type="dxa" w:w="4080"/>
+            <w:tcW w:type="dxa" w:w="3120"/>
             <w:vMerge/>
             <w:tcBorders/>
           </w:tcPr>
@@ -308,7 +308,7 @@
             </w:pPr>
             <w:r>
               <w:rPr>
-                <w:rFonts w:ascii="Helvetica" w:hAnsi="Helvetica" w:eastAsia="Helvetica"/>
+                <w:rFonts w:ascii="Arial" w:hAnsi="Arial" w:eastAsia="Helvetica"/>
                 <w:b w:val="0"/>
                 <w:i w:val="0"/>
                 <w:color w:val="1E1E23"/>
@@ -338,7 +338,7 @@
             </w:pPr>
             <w:r>
               <w:rPr>
-                <w:rFonts w:ascii="Helvetica" w:hAnsi="Helvetica" w:eastAsia="Helvetica"/>
+                <w:rFonts w:ascii="Arial" w:hAnsi="Arial" w:eastAsia="Helvetica"/>
                 <w:b w:val="0"/>
                 <w:i w:val="0"/>
                 <w:color w:val="1E1E23"/>
@@ -350,7 +350,7 @@
         </w:tc>
         <w:tc>
           <w:tcPr>
-            <w:tcW w:type="dxa" w:w="4080"/>
+            <w:tcW w:type="dxa" w:w="3120"/>
             <w:vMerge/>
             <w:tcBorders/>
           </w:tcPr>
@@ -381,7 +381,7 @@
             </w:pPr>
             <w:r>
               <w:rPr>
-                <w:rFonts w:ascii="Helvetica" w:hAnsi="Helvetica" w:eastAsia="Helvetica"/>
+                <w:rFonts w:ascii="Arial" w:hAnsi="Arial" w:eastAsia="Helvetica"/>
                 <w:b w:val="0"/>
                 <w:i w:val="0"/>
                 <w:color w:val="1E1E23"/>
@@ -411,7 +411,7 @@
             </w:pPr>
             <w:r>
               <w:rPr>
-                <w:rFonts w:ascii="Helvetica" w:hAnsi="Helvetica" w:eastAsia="Helvetica"/>
+                <w:rFonts w:ascii="Arial" w:hAnsi="Arial" w:eastAsia="Helvetica"/>
                 <w:b w:val="0"/>
                 <w:i w:val="0"/>
                 <w:color w:val="1E1E23"/>
@@ -423,7 +423,7 @@
         </w:tc>
         <w:tc>
           <w:tcPr>
-            <w:tcW w:type="dxa" w:w="4080"/>
+            <w:tcW w:type="dxa" w:w="3120"/>
             <w:vMerge/>
             <w:tcBorders/>
           </w:tcPr>
@@ -454,7 +454,7 @@
             </w:pPr>
             <w:r>
               <w:rPr>
-                <w:rFonts w:ascii="Helvetica" w:hAnsi="Helvetica" w:eastAsia="Helvetica"/>
+                <w:rFonts w:ascii="Arial" w:hAnsi="Arial" w:eastAsia="Helvetica"/>
                 <w:b w:val="0"/>
                 <w:i w:val="0"/>
                 <w:color w:val="1E1E23"/>
@@ -484,7 +484,7 @@
             </w:pPr>
             <w:r>
               <w:rPr>
-                <w:rFonts w:ascii="Helvetica" w:hAnsi="Helvetica" w:eastAsia="Helvetica"/>
+                <w:rFonts w:ascii="Arial" w:hAnsi="Arial" w:eastAsia="Helvetica"/>
                 <w:b w:val="0"/>
                 <w:i w:val="0"/>
                 <w:color w:val="1E1E23"/>
@@ -496,7 +496,7 @@
         </w:tc>
         <w:tc>
           <w:tcPr>
-            <w:tcW w:type="dxa" w:w="4080"/>
+            <w:tcW w:type="dxa" w:w="3120"/>
             <w:vMerge/>
             <w:tcBorders/>
           </w:tcPr>
@@ -527,7 +527,7 @@
             </w:pPr>
             <w:r>
               <w:rPr>
-                <w:rFonts w:ascii="Helvetica" w:hAnsi="Helvetica" w:eastAsia="Helvetica"/>
+                <w:rFonts w:ascii="Arial" w:hAnsi="Arial" w:eastAsia="Helvetica"/>
                 <w:b w:val="0"/>
                 <w:i w:val="0"/>
                 <w:color w:val="1E1E23"/>
@@ -557,7 +557,7 @@
             </w:pPr>
             <w:r>
               <w:rPr>
-                <w:rFonts w:ascii="Helvetica" w:hAnsi="Helvetica" w:eastAsia="Helvetica"/>
+                <w:rFonts w:ascii="Arial" w:hAnsi="Arial" w:eastAsia="Helvetica"/>
                 <w:b w:val="0"/>
                 <w:i w:val="0"/>
                 <w:color w:val="1E1E23"/>
@@ -569,7 +569,7 @@
         </w:tc>
         <w:tc>
           <w:tcPr>
-            <w:tcW w:type="dxa" w:w="4080"/>
+            <w:tcW w:type="dxa" w:w="3120"/>
             <w:vMerge/>
             <w:tcBorders/>
           </w:tcPr>
@@ -600,7 +600,7 @@
             </w:pPr>
             <w:r>
               <w:rPr>
-                <w:rFonts w:ascii="Helvetica" w:hAnsi="Helvetica" w:eastAsia="Helvetica"/>
+                <w:rFonts w:ascii="Arial" w:hAnsi="Arial" w:eastAsia="Helvetica"/>
                 <w:b w:val="0"/>
                 <w:i w:val="0"/>
                 <w:color w:val="1E1E23"/>
@@ -630,7 +630,7 @@
             </w:pPr>
             <w:r>
               <w:rPr>
-                <w:rFonts w:ascii="Helvetica" w:hAnsi="Helvetica" w:eastAsia="Helvetica"/>
+                <w:rFonts w:ascii="Arial" w:hAnsi="Arial" w:eastAsia="Helvetica"/>
                 <w:b w:val="0"/>
                 <w:i w:val="0"/>
                 <w:color w:val="1E1E23"/>
@@ -660,7 +660,7 @@
             </w:pPr>
             <w:r>
               <w:rPr>
-                <w:rFonts w:ascii="Helvetica" w:hAnsi="Helvetica" w:eastAsia="Helvetica"/>
+                <w:rFonts w:ascii="Arial" w:hAnsi="Arial" w:eastAsia="Helvetica"/>
                 <w:b w:val="0"/>
                 <w:i w:val="0"/>
                 <w:color w:val="66666B"/>
@@ -695,7 +695,7 @@
             </w:pPr>
             <w:r>
               <w:rPr>
-                <w:rFonts w:ascii="Helvetica" w:hAnsi="Helvetica" w:eastAsia="Helvetica"/>
+                <w:rFonts w:ascii="Arial" w:hAnsi="Arial" w:eastAsia="Helvetica"/>
                 <w:b w:val="0"/>
                 <w:i w:val="0"/>
                 <w:color w:val="1E1E23"/>
@@ -725,7 +725,7 @@
             </w:pPr>
             <w:r>
               <w:rPr>
-                <w:rFonts w:ascii="Helvetica" w:hAnsi="Helvetica" w:eastAsia="Helvetica"/>
+                <w:rFonts w:ascii="Arial" w:hAnsi="Arial" w:eastAsia="Helvetica"/>
                 <w:b w:val="0"/>
                 <w:i w:val="0"/>
                 <w:color w:val="1E1E23"/>
@@ -800,7 +800,7 @@
             </w:pPr>
             <w:r>
               <w:rPr>
-                <w:rFonts w:ascii="Helvetica" w:hAnsi="Helvetica" w:eastAsia="Helvetica"/>
+                <w:rFonts w:ascii="Arial" w:hAnsi="Arial" w:eastAsia="Helvetica"/>
                 <w:b w:val="0"/>
                 <w:i w:val="0"/>
                 <w:color w:val="66666B"/>
@@ -835,7 +835,7 @@
             </w:pPr>
             <w:r>
               <w:rPr>
-                <w:rFonts w:ascii="Helvetica" w:hAnsi="Helvetica" w:eastAsia="Helvetica"/>
+                <w:rFonts w:ascii="Arial" w:hAnsi="Arial" w:eastAsia="Helvetica"/>
                 <w:b w:val="0"/>
                 <w:i w:val="0"/>
                 <w:color w:val="1E1E23"/>
@@ -865,7 +865,7 @@
             </w:pPr>
             <w:r>
               <w:rPr>
-                <w:rFonts w:ascii="Helvetica" w:hAnsi="Helvetica" w:eastAsia="Helvetica"/>
+                <w:rFonts w:ascii="Arial" w:hAnsi="Arial" w:eastAsia="Helvetica"/>
                 <w:b w:val="0"/>
                 <w:i w:val="0"/>
                 <w:color w:val="1E1E23"/>
@@ -877,7 +877,7 @@
         </w:tc>
         <w:tc>
           <w:tcPr>
-            <w:tcW w:type="dxa" w:w="4080"/>
+            <w:tcW w:type="dxa" w:w="3120"/>
             <w:vMerge/>
             <w:tcBorders/>
           </w:tcPr>
@@ -908,7 +908,7 @@
             </w:pPr>
             <w:r>
               <w:rPr>
-                <w:rFonts w:ascii="Helvetica" w:hAnsi="Helvetica" w:eastAsia="Helvetica"/>
+                <w:rFonts w:ascii="Arial" w:hAnsi="Arial" w:eastAsia="Helvetica"/>
                 <w:b w:val="0"/>
                 <w:i w:val="0"/>
                 <w:color w:val="1E1E23"/>
@@ -938,7 +938,7 @@
             </w:pPr>
             <w:r>
               <w:rPr>
-                <w:rFonts w:ascii="Helvetica" w:hAnsi="Helvetica" w:eastAsia="Helvetica"/>
+                <w:rFonts w:ascii="Arial" w:hAnsi="Arial" w:eastAsia="Helvetica"/>
                 <w:b w:val="0"/>
                 <w:i w:val="0"/>
                 <w:color w:val="1E1E23"/>
@@ -950,7 +950,7 @@
         </w:tc>
         <w:tc>
           <w:tcPr>
-            <w:tcW w:type="dxa" w:w="4080"/>
+            <w:tcW w:type="dxa" w:w="3120"/>
             <w:vMerge/>
             <w:tcBorders/>
           </w:tcPr>
@@ -986,7 +986,7 @@
             </w:pPr>
             <w:r>
               <w:rPr>
-                <w:rFonts w:ascii="Helvetica" w:hAnsi="Helvetica" w:eastAsia="Helvetica"/>
+                <w:rFonts w:ascii="Arial" w:hAnsi="Arial" w:eastAsia="Helvetica"/>
                 <w:b/>
                 <w:i w:val="0"/>
                 <w:color w:val="266B5B"/>
@@ -1016,7 +1016,7 @@
             </w:pPr>
             <w:r>
               <w:rPr>
-                <w:rFonts w:ascii="Helvetica" w:hAnsi="Helvetica" w:eastAsia="Helvetica"/>
+                <w:rFonts w:ascii="Arial" w:hAnsi="Arial" w:eastAsia="Helvetica"/>
                 <w:b w:val="0"/>
                 <w:i w:val="0"/>
                 <w:color w:val="1E1E23"/>
@@ -1028,7 +1028,7 @@
         </w:tc>
         <w:tc>
           <w:tcPr>
-            <w:tcW w:type="dxa" w:w="4080"/>
+            <w:tcW w:type="dxa" w:w="3120"/>
             <w:vMerge/>
             <w:tcBorders/>
           </w:tcPr>
@@ -1041,7 +1041,7 @@
         </w:trPr>
         <w:tc>
           <w:tcPr>
-            <w:tcW w:type="dxa" w:w="4080"/>
+            <w:tcW w:type="dxa" w:w="3120"/>
             <w:vMerge/>
             <w:tcBorders/>
           </w:tcPr>
@@ -1072,7 +1072,7 @@
             </w:pPr>
             <w:r>
               <w:rPr>
-                <w:rFonts w:ascii="Helvetica" w:hAnsi="Helvetica" w:eastAsia="Helvetica"/>
+                <w:rFonts w:ascii="Arial" w:hAnsi="Arial" w:eastAsia="Helvetica"/>
                 <w:b/>
                 <w:i w:val="0"/>
                 <w:color w:val="266B5B"/>
@@ -1084,7 +1084,7 @@
         </w:tc>
         <w:tc>
           <w:tcPr>
-            <w:tcW w:type="dxa" w:w="4080"/>
+            <w:tcW w:type="dxa" w:w="3120"/>
             <w:vMerge/>
             <w:tcBorders/>
           </w:tcPr>
@@ -1115,7 +1115,7 @@
             </w:pPr>
             <w:r>
               <w:rPr>
-                <w:rFonts w:ascii="Helvetica" w:hAnsi="Helvetica" w:eastAsia="Helvetica"/>
+                <w:rFonts w:ascii="Arial" w:hAnsi="Arial" w:eastAsia="Helvetica"/>
                 <w:b w:val="0"/>
                 <w:i w:val="0"/>
                 <w:color w:val="1E1E23"/>
@@ -1127,7 +1127,7 @@
         </w:tc>
         <w:tc>
           <w:tcPr>
-            <w:tcW w:type="dxa" w:w="4080"/>
+            <w:tcW w:type="dxa" w:w="3120"/>
             <w:vMerge/>
             <w:tcBorders/>
           </w:tcPr>
@@ -1135,7 +1135,7 @@
         </w:tc>
         <w:tc>
           <w:tcPr>
-            <w:tcW w:type="dxa" w:w="4080"/>
+            <w:tcW w:type="dxa" w:w="3120"/>
             <w:vMerge/>
             <w:tcBorders/>
           </w:tcPr>
@@ -1166,7 +1166,7 @@
             </w:pPr>
             <w:r>
               <w:rPr>
-                <w:rFonts w:ascii="Helvetica" w:hAnsi="Helvetica" w:eastAsia="Helvetica"/>
+                <w:rFonts w:ascii="Arial" w:hAnsi="Arial" w:eastAsia="Helvetica"/>
                 <w:b w:val="0"/>
                 <w:i w:val="0"/>
                 <w:color w:val="1E1E23"/>
@@ -1196,7 +1196,7 @@
             </w:pPr>
             <w:r>
               <w:rPr>
-                <w:rFonts w:ascii="Helvetica" w:hAnsi="Helvetica" w:eastAsia="Helvetica"/>
+                <w:rFonts w:ascii="Arial" w:hAnsi="Arial" w:eastAsia="Helvetica"/>
                 <w:b w:val="0"/>
                 <w:i w:val="0"/>
                 <w:color w:val="1E1E23"/>
@@ -1208,7 +1208,7 @@
         </w:tc>
         <w:tc>
           <w:tcPr>
-            <w:tcW w:type="dxa" w:w="4080"/>
+            <w:tcW w:type="dxa" w:w="3120"/>
             <w:vMerge/>
             <w:tcBorders/>
           </w:tcPr>
@@ -1239,7 +1239,7 @@
             </w:pPr>
             <w:r>
               <w:rPr>
-                <w:rFonts w:ascii="Helvetica" w:hAnsi="Helvetica" w:eastAsia="Helvetica"/>
+                <w:rFonts w:ascii="Arial" w:hAnsi="Arial" w:eastAsia="Helvetica"/>
                 <w:b w:val="0"/>
                 <w:i w:val="0"/>
                 <w:color w:val="1E1E23"/>
@@ -1269,7 +1269,7 @@
             </w:pPr>
             <w:r>
               <w:rPr>
-                <w:rFonts w:ascii="Helvetica" w:hAnsi="Helvetica" w:eastAsia="Helvetica"/>
+                <w:rFonts w:ascii="Arial" w:hAnsi="Arial" w:eastAsia="Helvetica"/>
                 <w:b w:val="0"/>
                 <w:i w:val="0"/>
                 <w:color w:val="1E1E23"/>
@@ -1281,7 +1281,7 @@
         </w:tc>
         <w:tc>
           <w:tcPr>
-            <w:tcW w:type="dxa" w:w="4080"/>
+            <w:tcW w:type="dxa" w:w="3120"/>
             <w:vMerge/>
             <w:tcBorders/>
           </w:tcPr>
@@ -1312,7 +1312,7 @@
             </w:pPr>
             <w:r>
               <w:rPr>
-                <w:rFonts w:ascii="Helvetica" w:hAnsi="Helvetica" w:eastAsia="Helvetica"/>
+                <w:rFonts w:ascii="Arial" w:hAnsi="Arial" w:eastAsia="Helvetica"/>
                 <w:b w:val="0"/>
                 <w:i w:val="0"/>
                 <w:color w:val="1E1E23"/>
@@ -1342,7 +1342,7 @@
             </w:pPr>
             <w:r>
               <w:rPr>
-                <w:rFonts w:ascii="Helvetica" w:hAnsi="Helvetica" w:eastAsia="Helvetica"/>
+                <w:rFonts w:ascii="Arial" w:hAnsi="Arial" w:eastAsia="Helvetica"/>
                 <w:b w:val="0"/>
                 <w:i w:val="0"/>
                 <w:color w:val="1E1E23"/>
@@ -1354,7 +1354,7 @@
         </w:tc>
         <w:tc>
           <w:tcPr>
-            <w:tcW w:type="dxa" w:w="4080"/>
+            <w:tcW w:type="dxa" w:w="3120"/>
             <w:vMerge/>
             <w:tcBorders/>
           </w:tcPr>
@@ -1385,7 +1385,7 @@
             </w:pPr>
             <w:r>
               <w:rPr>
-                <w:rFonts w:ascii="Helvetica" w:hAnsi="Helvetica" w:eastAsia="Helvetica"/>
+                <w:rFonts w:ascii="Arial" w:hAnsi="Arial" w:eastAsia="Helvetica"/>
                 <w:b w:val="0"/>
                 <w:i w:val="0"/>
                 <w:color w:val="1E1E23"/>
@@ -1415,7 +1415,7 @@
             </w:pPr>
             <w:r>
               <w:rPr>
-                <w:rFonts w:ascii="Helvetica" w:hAnsi="Helvetica" w:eastAsia="Helvetica"/>
+                <w:rFonts w:ascii="Arial" w:hAnsi="Arial" w:eastAsia="Helvetica"/>
                 <w:b w:val="0"/>
                 <w:i w:val="0"/>
                 <w:color w:val="1E1E23"/>
@@ -1427,7 +1427,7 @@
         </w:tc>
         <w:tc>
           <w:tcPr>
-            <w:tcW w:type="dxa" w:w="4080"/>
+            <w:tcW w:type="dxa" w:w="3120"/>
             <w:vMerge/>
             <w:tcBorders/>
           </w:tcPr>
@@ -1463,7 +1463,7 @@
             </w:pPr>
             <w:r>
               <w:rPr>
-                <w:rFonts w:ascii="Helvetica" w:hAnsi="Helvetica" w:eastAsia="Helvetica"/>
+                <w:rFonts w:ascii="Arial" w:hAnsi="Arial" w:eastAsia="Helvetica"/>
                 <w:b w:val="0"/>
                 <w:i w:val="0"/>
                 <w:color w:val="1E1E23"/>
@@ -1493,7 +1493,7 @@
             </w:pPr>
             <w:r>
               <w:rPr>
-                <w:rFonts w:ascii="Helvetica" w:hAnsi="Helvetica" w:eastAsia="Helvetica"/>
+                <w:rFonts w:ascii="Arial" w:hAnsi="Arial" w:eastAsia="Helvetica"/>
                 <w:b w:val="0"/>
                 <w:i w:val="0"/>
                 <w:color w:val="1E1E23"/>
@@ -1505,7 +1505,7 @@
         </w:tc>
         <w:tc>
           <w:tcPr>
-            <w:tcW w:type="dxa" w:w="4080"/>
+            <w:tcW w:type="dxa" w:w="3120"/>
             <w:vMerge/>
             <w:tcBorders/>
           </w:tcPr>
@@ -1518,7 +1518,7 @@
         </w:trPr>
         <w:tc>
           <w:tcPr>
-            <w:tcW w:type="dxa" w:w="4080"/>
+            <w:tcW w:type="dxa" w:w="3120"/>
             <w:vMerge/>
             <w:tcBorders/>
           </w:tcPr>
@@ -1544,7 +1544,7 @@
             </w:pPr>
             <w:r>
               <w:rPr>
-                <w:rFonts w:ascii="Helvetica" w:hAnsi="Helvetica" w:eastAsia="Helvetica"/>
+                <w:rFonts w:ascii="Arial" w:hAnsi="Arial" w:eastAsia="Helvetica"/>
                 <w:b w:val="0"/>
                 <w:i w:val="0"/>
                 <w:color w:val="1E1E23"/>
@@ -1556,7 +1556,7 @@
         </w:tc>
         <w:tc>
           <w:tcPr>
-            <w:tcW w:type="dxa" w:w="4080"/>
+            <w:tcW w:type="dxa" w:w="3120"/>
             <w:vMerge/>
             <w:tcBorders/>
           </w:tcPr>
@@ -1579,7 +1579,7 @@
       </w:pPr>
       <w:r>
         <w:rPr>
-          <w:rFonts w:ascii="Helvetica" w:hAnsi="Helvetica" w:eastAsia="Helvetica"/>
+          <w:rFonts w:ascii="Arial" w:hAnsi="Arial" w:eastAsia="Helvetica"/>
           <w:b w:val="0"/>
           <w:i w:val="0"/>
           <w:color w:val="1E1E23"/>
@@ -1592,7 +1592,7 @@
       </w:r>
       <w:r>
         <w:rPr>
-          <w:rFonts w:ascii="Helvetica" w:hAnsi="Helvetica" w:eastAsia="Helvetica"/>
+          <w:rFonts w:ascii="Arial" w:hAnsi="Arial" w:eastAsia="Helvetica"/>
           <w:b w:val="0"/>
           <w:i w:val="0"/>
           <w:color w:val="1E1E23"/>
@@ -1605,7 +1605,7 @@
       </w:r>
       <w:r>
         <w:rPr>
-          <w:rFonts w:ascii="Helvetica" w:hAnsi="Helvetica" w:eastAsia="Helvetica"/>
+          <w:rFonts w:ascii="Arial" w:hAnsi="Arial" w:eastAsia="Helvetica"/>
           <w:b w:val="0"/>
           <w:i w:val="0"/>
           <w:color w:val="1E1E23"/>
@@ -1629,7 +1629,7 @@
       </w:pPr>
       <w:r>
         <w:rPr>
-          <w:rFonts w:ascii="Helvetica" w:hAnsi="Helvetica" w:eastAsia="Helvetica"/>
+          <w:rFonts w:ascii="Arial" w:hAnsi="Arial" w:eastAsia="Helvetica"/>
           <w:b w:val="0"/>
           <w:i w:val="0"/>
           <w:color w:val="1E1E23"/>
@@ -1642,7 +1642,7 @@
       </w:r>
       <w:r>
         <w:rPr>
-          <w:rFonts w:ascii="Helvetica" w:hAnsi="Helvetica" w:eastAsia="Helvetica"/>
+          <w:rFonts w:ascii="Arial" w:hAnsi="Arial" w:eastAsia="Helvetica"/>
           <w:b w:val="0"/>
           <w:i w:val="0"/>
           <w:color w:val="1E1E23"/>
@@ -1655,7 +1655,7 @@
       </w:r>
       <w:r>
         <w:rPr>
-          <w:rFonts w:ascii="Helvetica" w:hAnsi="Helvetica" w:eastAsia="Helvetica"/>
+          <w:rFonts w:ascii="Arial" w:hAnsi="Arial" w:eastAsia="Helvetica"/>
           <w:b w:val="0"/>
           <w:i w:val="0"/>
           <w:color w:val="1E1E23"/>
@@ -1672,7 +1672,7 @@
         <w:tblInd w:w="0.0" w:type="dxa"/>
       </w:tblPr>
       <w:tblGrid>
-        <w:gridCol w:w="12240"/>
+        <w:gridCol w:w="9360"/>
       </w:tblGrid>
       <w:tr>
         <w:trPr>
@@ -1699,7 +1699,7 @@
             </w:pPr>
             <w:r>
               <w:rPr>
-                <w:rFonts w:ascii="Helvetica" w:hAnsi="Helvetica" w:eastAsia="Helvetica"/>
+                <w:rFonts w:ascii="Arial" w:hAnsi="Arial" w:eastAsia="Helvetica"/>
                 <w:b/>
                 <w:i w:val="0"/>
                 <w:color w:val="1E1E23"/>
@@ -1728,7 +1728,7 @@
         <w:tblInd w:w="480.0" w:type="dxa"/>
       </w:tblPr>
       <w:tblGrid>
-        <w:gridCol w:w="12240"/>
+        <w:gridCol w:w="9360"/>
       </w:tblGrid>
       <w:tr>
         <w:trPr>
@@ -1755,7 +1755,7 @@
             </w:pPr>
             <w:r>
               <w:rPr>
-                <w:rFonts w:ascii="Helvetica" w:hAnsi="Helvetica" w:eastAsia="Helvetica"/>
+                <w:rFonts w:ascii="Arial" w:hAnsi="Arial" w:eastAsia="Helvetica"/>
                 <w:b w:val="0"/>
                 <w:i w:val="0"/>
                 <w:color w:val="72727A"/>
